--- a/rapports/16_02_2026/ALPHA_BALDE/coh_EQ24_sup_061101000212.docx
+++ b/rapports/16_02_2026/ALPHA_BALDE/coh_EQ24_sup_061101000212.docx
@@ -25,7 +25,7 @@
         <w:br/>
         <w:t>Grappe: 061101000212</w:t>
         <w:br/>
-        <w:t>Date: 16/02/2026 a 12:40</w:t>
+        <w:t>Date: 16/02/2026 a 12:58</w:t>
       </w:r>
     </w:p>
     <w:p/>

--- a/rapports/16_02_2026/ALPHA_BALDE/coh_EQ24_sup_061101000212.docx
+++ b/rapports/16_02_2026/ALPHA_BALDE/coh_EQ24_sup_061101000212.docx
@@ -25,7 +25,7 @@
         <w:br/>
         <w:t>Grappe: 061101000212</w:t>
         <w:br/>
-        <w:t>Date: 16/02/2026 a 12:58</w:t>
+        <w:t>Date: 16/02/2026 a 13:05</w:t>
       </w:r>
     </w:p>
     <w:p/>
@@ -263,6 +263,38 @@
           </w:tcPr>
           <w:p>
             <w:r>
+              <w:t>Section1</w:t>
+            </w:r>
+          </w:p>
+        </w:tc>
+        <w:tc>
+          <w:tcPr>
+            <w:tcW w:type="dxa" w:w="3324"/>
+          </w:tcPr>
+          <w:p>
+            <w:r>
+              <w:t>Caracteristiques des membres</w:t>
+            </w:r>
+          </w:p>
+        </w:tc>
+        <w:tc>
+          <w:tcPr>
+            <w:tcW w:type="dxa" w:w="3324"/>
+          </w:tcPr>
+          <w:p>
+            <w:r>
+              <w:t>8</w:t>
+            </w:r>
+          </w:p>
+        </w:tc>
+      </w:tr>
+      <w:tr>
+        <w:tc>
+          <w:tcPr>
+            <w:tcW w:type="dxa" w:w="3324"/>
+          </w:tcPr>
+          <w:p>
+            <w:r>
               <w:t>Section7b</w:t>
             </w:r>
           </w:p>
@@ -327,38 +359,6 @@
           </w:tcPr>
           <w:p>
             <w:r>
-              <w:t>Section1</w:t>
-            </w:r>
-          </w:p>
-        </w:tc>
-        <w:tc>
-          <w:tcPr>
-            <w:tcW w:type="dxa" w:w="3324"/>
-          </w:tcPr>
-          <w:p>
-            <w:r>
-              <w:t>Caracteristiques des membres</w:t>
-            </w:r>
-          </w:p>
-        </w:tc>
-        <w:tc>
-          <w:tcPr>
-            <w:tcW w:type="dxa" w:w="3324"/>
-          </w:tcPr>
-          <w:p>
-            <w:r>
-              <w:t>7</w:t>
-            </w:r>
-          </w:p>
-        </w:tc>
-      </w:tr>
-      <w:tr>
-        <w:tc>
-          <w:tcPr>
-            <w:tcW w:type="dxa" w:w="3324"/>
-          </w:tcPr>
-          <w:p>
-            <w:r>
               <w:t>Section9c</w:t>
             </w:r>
           </w:p>
@@ -370,38 +370,6 @@
           <w:p>
             <w:r>
               <w:t>Depenses non-alimentaires - 30 jours</w:t>
-            </w:r>
-          </w:p>
-        </w:tc>
-        <w:tc>
-          <w:tcPr>
-            <w:tcW w:type="dxa" w:w="3324"/>
-          </w:tcPr>
-          <w:p>
-            <w:r>
-              <w:t>7</w:t>
-            </w:r>
-          </w:p>
-        </w:tc>
-      </w:tr>
-      <w:tr>
-        <w:tc>
-          <w:tcPr>
-            <w:tcW w:type="dxa" w:w="3324"/>
-          </w:tcPr>
-          <w:p>
-            <w:r>
-              <w:t>Section13a</w:t>
-            </w:r>
-          </w:p>
-        </w:tc>
-        <w:tc>
-          <w:tcPr>
-            <w:tcW w:type="dxa" w:w="3324"/>
-          </w:tcPr>
-          <w:p>
-            <w:r>
-              <w:t>Transferts recus</w:t>
             </w:r>
           </w:p>
         </w:tc>
@@ -487,7 +455,7 @@
           </w:tcPr>
           <w:p>
             <w:r>
-              <w:t>Section14</w:t>
+              <w:t>Section13a</w:t>
             </w:r>
           </w:p>
         </w:tc>
@@ -497,7 +465,7 @@
           </w:tcPr>
           <w:p>
             <w:r>
-              <w:t>Chocs</w:t>
+              <w:t>Transferts recus</w:t>
             </w:r>
           </w:p>
         </w:tc>
@@ -508,6 +476,38 @@
           <w:p>
             <w:r>
               <w:t>6</w:t>
+            </w:r>
+          </w:p>
+        </w:tc>
+      </w:tr>
+      <w:tr>
+        <w:tc>
+          <w:tcPr>
+            <w:tcW w:type="dxa" w:w="3324"/>
+          </w:tcPr>
+          <w:p>
+            <w:r>
+              <w:t>Section12</w:t>
+            </w:r>
+          </w:p>
+        </w:tc>
+        <w:tc>
+          <w:tcPr>
+            <w:tcW w:type="dxa" w:w="3324"/>
+          </w:tcPr>
+          <w:p>
+            <w:r>
+              <w:t>Actifs du menage</w:t>
+            </w:r>
+          </w:p>
+        </w:tc>
+        <w:tc>
+          <w:tcPr>
+            <w:tcW w:type="dxa" w:w="3324"/>
+          </w:tcPr>
+          <w:p>
+            <w:r>
+              <w:t>5</w:t>
             </w:r>
           </w:p>
         </w:tc>
@@ -877,11 +877,9 @@
         <w:br/>
         <w:t xml:space="preserve">- Peu probable! AMADOU NDIAYE SECK  n'arrive pas  à comprendre un petit texte lu dans une langue locale (s02q03). Veuillez corriger ou donner des explications au QG. Le montant des autres depenses pour l'année scolaire de AMADOU NDIAYE SECK est faible ou élevé. veuillez, s'il vous plait, confirmer ces informations avec le QG ou apporter les corrections nécessaires. </w:t>
         <w:br/>
-        <w:t xml:space="preserve">- Peu probable! MAGUETTE  LEYE  n'arrive pas  à comprendre un petit texte lu dans une langue locale (s02q03). Veuillez corriger ou donner des explications au QG. Dans les milieux urbains c'est peu probable de voir une école dont les élèves ou étudiants ne dépensent pas en frais d'uniformes, prière de verifier pour MAGUETTE  LEYE et corriger ou confirmer avec le QG. Le montant des autres depenses pour l'année scolaire de MAGUETTE  LEYE est faible ou élevé. veuillez, s'il vous plait, confirmer ces informations avec le QG ou apporter les corrections nécessaires. </w:t>
+        <w:t xml:space="preserve">- Peu probable! MAGUETTE  LEYE  n'arrive pas  à comprendre un petit texte lu dans une langue locale (s02q03). Veuillez corriger ou donner des explications au QG. Avertissement!! MAGUETTE  LEYE qui sait écrire en français doit pouvoir lire en français. Dans les milieux urbains c'est peu probable de voir une école dont les élèves ou étudiants ne dépensent pas en frais d'uniformes, prière de verifier pour MAGUETTE  LEYE et corriger ou confirmer avec le QG. Le montant des autres depenses pour l'année scolaire de MAGUETTE  LEYE est faible ou élevé. veuillez, s'il vous plait, confirmer ces informations avec le QG ou apporter les corrections nécessaires. </w:t>
         <w:br/>
-        <w:t xml:space="preserve">- Peu probable! MODOU MOUSTAPHA GUEYE  n'arrive pas  à comprendre un petit texte lu dans une langue locale (s02q03). Veuillez corriger ou donner des explications au QG. </w:t>
-        <w:br/>
-        <w:t>- Peu probable! NOGAYE  SECK  n'arrive pas  à comprendre un petit texte lu dans une langue locale (s02q03). Veuillez corriger ou donner des explications au QG.</w:t>
+        <w:t>- Peu probable! MODOU MOUSTAPHA GUEYE  n'arrive pas  à comprendre un petit texte lu dans une langue locale (s02q03). Veuillez corriger ou donner des explications au QG.</w:t>
       </w:r>
     </w:p>
     <w:p>
@@ -902,7 +900,7 @@
         <w:rPr>
           <w:sz w:val="20"/>
         </w:rPr>
-        <w:t>- La dernière fois que vous avez acheté Eau minérale/filtrée en bouteille locale est voisin et semble exister dans les modalités, prière de prendre attache avec le QG pour plus d'explication afin de la classer bien. Attention ! Le prix unitaire d'achat (1300 Fcfa) de Huile de soja  en Litre (taille unique) est relativement élevé par rapport aux autres prix observés dans cette zone. Prière de corriger ou de confirmer avec le QG. Attention ! Le prix unitaire d'achat (2000 Fcfa) de Ail en Gousse (Petit) est relativement élevé par rapport aux autres prix observés dans cette zone. Prière de corriger ou de confirmer avec le QG. Le prix d'achat unitaire (370 Fcfa) de Riz local Gambiaka en Sac (50 Kg) de taille taille unique est très faible, prière de regarder les reponses prises dans les questions s07bq07a s07bq07b s07bq07c s07bq08 pour mieux corriger.</w:t>
+        <w:t>- La dernière fois que vous avez acheté Eau minérale/filtrée en bouteille locale est voisin et semble exister dans les modalités, prière de prendre attache avec le QG pour plus d'explication afin de la classer bien. Attention ! Le prix unitaire d'achat (200 Fcfa) de Soumbala (moutarde africaine) en Boule (dankk) (Petit) est relativement élevé par rapport aux autres prix observés dans cette zone. Prière de corriger ou de confirmer avec le QG. Attention ! Le prix unitaire d'achat (2000 Fcfa) de Ail en Gousse (Petit) est relativement élevé par rapport aux autres prix observés dans cette zone. Prière de corriger ou de confirmer avec le QG. Attention ! Le prix unitaire d'achat (500 Fcfa) de Poivron frais en Pièce (Petit) est relativement élevé par rapport aux autres prix observés dans cette zone. Prière de corriger ou de confirmer avec le QG. Attention ! Soupçons de quantité anormale! Le ménage de NOGAYE SECK avec une taille de 7 personnes a consommé 2 Sachets en Moyen de Lait caillé qui est relativement élevé comme consommation par rapport à la condition de vie des autres ménages de même taille dans cette zone. Prière de corriger ou de confirmer avec le QG.</w:t>
       </w:r>
     </w:p>
     <w:p>
@@ -924,92 +922,6 @@
           <w:sz w:val="20"/>
         </w:rPr>
         <w:t>- La dernière fois que vous avez acheté Frais de coiffure homme et femme (salon, tressage, mèches, coupe, etc.), manucure, pédicure est voisin et semble exister dans les modalités, prière de prendre attache avec le QG pour plus d'explication afin de la classer bien.</w:t>
-      </w:r>
-    </w:p>
-    <w:p>
-      <w:r>
-        <w:rPr>
-          <w:b/>
-          <w:color w:val="4672C4"/>
-          <w:sz w:val="22"/>
-        </w:rPr>
-        <w:t>&gt;&gt; Section9d - Depenses non-alimentaires - 3 mois</w:t>
-      </w:r>
-    </w:p>
-    <w:p>
-      <w:pPr>
-        <w:ind w:left="283"/>
-      </w:pPr>
-      <w:r>
-        <w:rPr>
-          <w:sz w:val="20"/>
-        </w:rPr>
-        <w:t xml:space="preserve">- Peu plausible! le montant de la dépense pour Brosse à dents semble trop élevé. Veuillez, s'il vous plaît, confirmer cette information avec le QG ou la corriger. </w:t>
-        <w:br/>
-        <w:t>- Peu plausible! le montant de la dépense pour Frais d'entretien et de réparation de chaussures: cirage, ressemelage, etc semble trop élevé. Veuillez, s'il vous plaît, confirmer cette information avec le QG ou la corriger.</w:t>
-      </w:r>
-    </w:p>
-    <w:p>
-      <w:r>
-        <w:rPr>
-          <w:b/>
-          <w:color w:val="4672C4"/>
-          <w:sz w:val="22"/>
-        </w:rPr>
-        <w:t>&gt;&gt; Section10b - caracteristiques entreprise non agricole</w:t>
-      </w:r>
-    </w:p>
-    <w:p>
-      <w:pPr>
-        <w:ind w:left="283"/>
-      </w:pPr>
-      <w:r>
-        <w:rPr>
-          <w:sz w:val="20"/>
-        </w:rPr>
-        <w:t>- Le salaire qu'une personne de cette catégorie (10.62) a travaillé(e) dans cette entreprise Services commercial est élevé ou faible. Prière de confirmer cette information avec le QG ou de corriger.</w:t>
-      </w:r>
-    </w:p>
-    <w:p>
-      <w:r>
-        <w:rPr>
-          <w:b/>
-          <w:color w:val="4672C4"/>
-          <w:sz w:val="22"/>
-        </w:rPr>
-        <w:t>&gt;&gt; Section13a - Transferts recus</w:t>
-      </w:r>
-    </w:p>
-    <w:p>
-      <w:pPr>
-        <w:ind w:left="283"/>
-      </w:pPr>
-      <w:r>
-        <w:rPr>
-          <w:sz w:val="20"/>
-        </w:rPr>
-        <w:t>- L'enquêteur prière de fournir d'effort pour avoir le niveau d'étude et l'âge de celui qui a envoyé/donné de l'argent dans la section 13a (Transfert reçu). L'âge de celui qui a envoyé/donné de l'argent dans la section 13a (Transfert reçu) semble  élévé, prière de corriger ou confirmer ave le QG.</w:t>
-      </w:r>
-    </w:p>
-    <w:p>
-      <w:r>
-        <w:rPr>
-          <w:b/>
-          <w:color w:val="4672C4"/>
-          <w:sz w:val="22"/>
-        </w:rPr>
-        <w:t>&gt;&gt; Section15 - Filets sociaux</w:t>
-      </w:r>
-    </w:p>
-    <w:p>
-      <w:pPr>
-        <w:ind w:left="283"/>
-      </w:pPr>
-      <w:r>
-        <w:rPr>
-          <w:sz w:val="20"/>
-        </w:rPr>
-        <w:t>- Avertissement!! Aucun membre dans ce ménage n'a entendu parler d'aucun programme de la section 15, prière de confirmer ce cas avec le QG.</w:t>
       </w:r>
     </w:p>
     <w:p>
@@ -1376,6 +1288,27 @@
           <w:color w:val="4672C4"/>
           <w:sz w:val="22"/>
         </w:rPr>
+        <w:t>&gt;&gt; Section1 - Caracteristiques des membres</w:t>
+      </w:r>
+    </w:p>
+    <w:p>
+      <w:pPr>
+        <w:ind w:left="283"/>
+      </w:pPr>
+      <w:r>
+        <w:rPr>
+          <w:sz w:val="20"/>
+        </w:rPr>
+        <w:t>- Attention ! Le montant (7000 Fcfa) dépensé ou reçu en cadeau pour les recharges internet ou de forfaits de données mobiles(hors appels vocaux), aucours des 30 derniers jours de  KHADY THIOUNE est relativement élevé par rapport aux autres montants depansés observés dans cette zone. Prière de corriger ou de confirmer avec le QG.</w:t>
+      </w:r>
+    </w:p>
+    <w:p>
+      <w:r>
+        <w:rPr>
+          <w:b/>
+          <w:color w:val="4672C4"/>
+          <w:sz w:val="22"/>
+        </w:rPr>
         <w:t>&gt;&gt; Section2 - Education</w:t>
       </w:r>
     </w:p>
@@ -1387,10 +1320,6 @@
         <w:rPr>
           <w:sz w:val="20"/>
         </w:rPr>
-        <w:t xml:space="preserve">- Peu probable! AMADOU LINDOR THIOUNE  n'arrive pas  à comprendre un petit texte lu dans une langue locale (s02q03). Veuillez corriger ou donner des explications au QG. </w:t>
-        <w:br/>
-        <w:t xml:space="preserve">- Peu probable! FATOU MBODJ MBAYE  n'arrive pas  à comprendre un petit texte lu dans une langue locale (s02q03). Veuillez corriger ou donner des explications au QG. </w:t>
-        <w:br/>
         <w:t xml:space="preserve">- Peu probable! IBOU DIENG  n'arrive pas  à comprendre un petit texte lu dans une langue locale (s02q03). Veuillez corriger ou donner des explications au QG. Dans les milieux urbains c'est peu probable de voir une école dont les élèves ou étudiants ne dépensent pas en frais d'uniformes, prière de verifier pour IBOU DIENG et corriger ou confirmer avec le QG. Le montant des autres depenses pour l'année scolaire de IBOU DIENG est faible ou élevé. veuillez, s'il vous plait, confirmer ces informations avec le QG ou apporter les corrections nécessaires. </w:t>
         <w:br/>
         <w:t xml:space="preserve">- Peu probable! KHADY THIOUNE  n'arrive pas  à comprendre un petit texte lu dans une langue locale (s02q03). Veuillez corriger ou donner des explications au QG. </w:t>
@@ -1439,7 +1368,7 @@
         <w:rPr>
           <w:sz w:val="20"/>
         </w:rPr>
-        <w:t>- La dernière fois que vous avez acheté Eau minérale/filtrée en bouteille locale est voisin et semble exister dans les modalités, prière de prendre attache avec le QG pour plus d'explication afin de la classer bien. Attention ! Le prix unitaire d'achat (150 Fcfa) de Carpe séchée en Morceau (Portion) (Tres petit) est relativement élevé par rapport aux autres prix observés dans cette zone. Prière de corriger ou de confirmer avec le QG. Attention ! Le prix unitaire d'achat (200 Fcfa) de Mayonnaise en Sachets (Petit) est relativement élevé par rapport aux autres prix observés dans cette zone. Prière de corriger ou de confirmer avec le QG. Attention ! Le prix unitaire d'achat (25000 Fcfa) de Riz importé parfumé en Sac (50 Kg) (taille unique) est relativement élevé par rapport aux autres prix observés dans cette zone. Prière de corriger ou de confirmer avec le QG. Attention ! Le prix unitaire d'achat (3500 Fcfa) de Viande de bœuf: filet, faux-filet en Kg (taille unique) est relativement faible par rapport aux autres prix observés dans cette zone. Prière de corriger ou de confirmer avec le QG. Attention ! Le prix unitaire d'achat (4000 Fcfa) de Viande de poulet entier en Pièce (Moyen) est relativement élevé par rapport aux autres prix observés dans cette zone. Prière de corriger ou de confirmer avec le QG. Attention ! Soupçons de quantité anormale! Le ménage de FATOU MBODJ MBAYE avec une taille de 6 personnes a consommé 10 Tas en Petit de Poireau qui est relativement élevé comme consommation par rapport à la condition de vie des autres ménages de même taille dans cette zone. Prière de corriger ou de confirmer avec le QG. Avertissement!! La quantité (4.5 litre) du produit Huile de soja  consommée  par le ménage semble très élevé, prière de corriger ou confirmer avec le QG. Avertissement!! le prix unitaire (125 Fcfa) de Thé en sachet (unité: Sachets) de taille Tres petit est très faible ou élevé. Prière de corriger ou de confirmer avec le QG.</w:t>
+        <w:t>- La dernière fois que vous avez acheté Eau minérale/filtrée en bouteille locale est voisin et semble exister dans les modalités, prière de prendre attache avec le QG pour plus d'explication afin de la classer bien. Attention ! Le prix unitaire d'achat (1000 Fcfa) de Salade (laitue) en Tas (Petit) est relativement élevé par rapport aux autres prix observés dans cette zone. Prière de corriger ou de confirmer avec le QG. Attention ! Soupçons de quantité anormale! Le ménage de FATOU MBODJ MBAYE avec une taille de 6 personnes a consommé 4 Tas en Petit de Salade (laitue) qui est relativement élevé comme consommation par rapport à la condition de vie des autres ménages de même taille dans cette zone. Prière de corriger ou de confirmer avec le QG. Attention ! Le prix unitaire d'achat (150 Fcfa) de Carpe séchée en Morceau (Portion) (Tres petit) est relativement élevé par rapport aux autres prix observés dans cette zone. Prière de corriger ou de confirmer avec le QG. Attention ! Le prix unitaire d'achat (200 Fcfa) de Soumbala (moutarde africaine) en Boule (dankk) (Petit) est relativement élevé par rapport aux autres prix observés dans cette zone. Prière de corriger ou de confirmer avec le QG. Attention ! Le prix unitaire d'achat (3500 Fcfa) de Viande de bœuf: filet, faux-filet en Kg (taille unique) est relativement faible par rapport aux autres prix observés dans cette zone. Prière de corriger ou de confirmer avec le QG. Attention ! Le prix unitaire d'achat (500 Fcfa) de Poivron frais en Pièce (Petit) est relativement élevé par rapport aux autres prix observés dans cette zone. Prière de corriger ou de confirmer avec le QG. Avertissement!! La quantité (4.5 litre) du produit Huile de soja  consommée  par le ménage semble très élevé, prière de corriger ou confirmer avec le QG. Avertissement!!! Le ménage a consommé 7 Boite (Autre que la boite/pot de tomate) Petit de Thé en sachet, cette quantité semble anormale pour une consommation des 7 derniers jours.Les ménages consomment géneralement en sachet ou en paquet, prière de corriger ou de confirmer avec le QG.</w:t>
       </w:r>
     </w:p>
     <w:p>
@@ -1481,11 +1410,7 @@
         <w:rPr>
           <w:sz w:val="20"/>
         </w:rPr>
-        <w:t xml:space="preserve">- Attention ! Réfrigérateur a été achété à 600000 Fcfa est relativement élevé par rapport aux autres prix d'achat observés dans cette zone. Prière de corriger ou de confirmer avec le QG. Attention ! Réfrigérateur a été revendu à 400000 Fcfa qui est relativement élevé par rapport aux autres prix de revente observés dans cette zone. Prière de corriger ou de confirmer avec le QG. </w:t>
-        <w:br/>
-        <w:t xml:space="preserve">- Avertissement!!! Le prix d'achat (25000) de l'article  Lit est inférieur aux prix de revente (175000)  avec l'âge du bien atteignant 4 ans. Prière de vérifier ou confirmer avec l'enquêté et mettre les bonnes valeurs après verification, s'il le faut. </w:t>
-        <w:br/>
-        <w:t>- Avertissement!!! Le prix d'achat (30000) de l'article  Armoires et autres meubles est inférieur aux prix de revente (200000)  avec l'âge du bien atteignant 4 ans. Prière de vérifier ou confirmer avec l'enquêté et mettre les bonnes valeurs après verification, s'il le faut.</w:t>
+        <w:t>- Avertissement!!! Le prix d'achat (25000) de l'article  Lit est inférieur aux prix de revente (100000)  avec l'âge du bien atteignant 8 ans. Prière de vérifier ou confirmer avec l'enquêté et mettre les bonnes valeurs après verification, s'il le faut.</w:t>
       </w:r>
     </w:p>
     <w:p>
@@ -1571,9 +1496,9 @@
         <w:rPr>
           <w:sz w:val="20"/>
         </w:rPr>
-        <w:t xml:space="preserve">- Avertissement! Le prix unitaire (22727.27 Fcfa) d'un Ovins (Moutons) est trop petit ou élevé. Veuillez confirmer ces informations avec le QG ou apporter les corrections nécessaires. Cela semble improbable ! Le nombre abbatu (10) par les fêtes pour ces animaux Ovins (Moutons) apparaît trop élevé. Merci de confirmer ces informations auprès du QG ou d'apporter les corrections nécessaires. </w:t>
+        <w:t xml:space="preserve">- Avertissement! Le prix unitaire (500000 Fcfa) d'un Ovins (Moutons) est trop petit ou élevé. Veuillez confirmer ces informations avec le QG ou apporter les corrections nécessaires. Cela semble improbable ! Le nombre abbatu (10) par les fêtes pour ces animaux Ovins (Moutons) apparaît trop élevé. Merci de confirmer ces informations auprès du QG ou d'apporter les corrections nécessaires. Attention ! Le ménage a acheté 1 Ovins (Moutons) à 500000 donc un prix unitaire d'achat (500000 Fcfa) qui  est relativement elevé par rapport aux autres prix observés dans cette zone. Prière de corriger ou de confirmer avec le QG. </w:t>
         <w:br/>
-        <w:t>- Avertissement! la valeur de l'achat (250 Fcfa) d'un Poules / poulets est trop petite ou élevée. Veuillez confirmer ces informations avec le QG ou apporter les corrections nécessaires.</w:t>
+        <w:t>- Avertissement! la valeur de l'achat (750 Fcfa) d'un Poules / poulets est trop petite ou élevée. Veuillez confirmer ces informations avec le QG ou apporter les corrections nécessaires.</w:t>
       </w:r>
     </w:p>
     <w:p>
@@ -1986,7 +1911,7 @@
         <w:rPr>
           <w:sz w:val="20"/>
         </w:rPr>
-        <w:t>- La dernière fois que vous avez acheté Pain moderne (Baguette) est kiosque de pain et semble exister dans les modalités, prière de prendre attache avec le QG pour plus d'explication afin de la classer bien. Attention ! Le prix unitaire d'achat (50 Fcfa) de Cube alimentaire (Maggi, Jumbo, ) en Cube (Moyen) est relativement élevé par rapport aux autres prix observés dans cette zone. Prière de corriger ou de confirmer avec le QG. Attention ! Le prix unitaire d'achat (500 Fcfa) de Spaghettis en Paquet (Petit) est relativement élevé par rapport aux autres prix observés dans cette zone. Prière de corriger ou de confirmer avec le QG. Avertissement!!! Le ménage a consommé 3 Bidon 20l taille unique de Eau minérale/filtrée en bouteille locale, cette quantité semble anormale pour une consommation des 7 derniers jours, prière de verifier et corriger. Avertissement!!! Le ménage a consommé 7 Paquet Petit de Thé en sachet, cette quantité semble anormale pour une consommation des 7 derniers jours.Prière de corriger ou de confirmer avec le QG. Avertissement!! le prix unitaire (125 Fcfa) de Thé en sachet (unité: Paquet) de taille Petit est très faible ou élevé. Prière de corriger ou de confirmer avec le QG. Difficile de consommer le Sel en Sachets industriel Petit prière de verifier.</w:t>
+        <w:t>- La dernière fois que vous avez acheté Pain moderne (Baguette) est kiosque de pain et semble exister dans les modalités, prière de prendre attache avec le QG pour plus d'explication afin de la classer bien. Attention ! Le prix unitaire d'achat (50 Fcfa) de Cube alimentaire (Maggi, Jumbo, ) en Cube (Moyen) est relativement élevé par rapport aux autres prix observés dans cette zone. Prière de corriger ou de confirmer avec le QG. Attention ! Le prix unitaire d'achat (500 Fcfa) de Poisson frais type 9 en Tas (Petit) est relativement faible par rapport aux autres prix observés dans cette zone. Prière de corriger ou de confirmer avec le QG. Attention ! Le prix unitaire d'achat (500 Fcfa) de Spaghettis en Paquet (Petit) est relativement élevé par rapport aux autres prix observés dans cette zone. Prière de corriger ou de confirmer avec le QG. Avertissement!!! Le ménage a consommé 3 Bidon 20l taille unique de Eau minérale/filtrée en bouteille locale, cette quantité semble anormale pour une consommation des 7 derniers jours, prière de verifier et corriger. Avertissement!!! Le ménage a consommé 7 Paquet Petit de Thé en sachet, cette quantité semble anormale pour une consommation des 7 derniers jours.Prière de corriger ou de confirmer avec le QG. Avertissement!! le prix unitaire (125 Fcfa) de Thé en sachet (unité: Paquet) de taille Petit est très faible ou élevé. Prière de corriger ou de confirmer avec le QG. Difficile de consommer le Sel en Sachets industriel Petit prière de verifier.</w:t>
       </w:r>
     </w:p>
     <w:p>
@@ -2057,7 +1982,7 @@
         <w:rPr>
           <w:sz w:val="20"/>
         </w:rPr>
-        <w:t>- Le montant dépensé de L'entreprise vente d eau filtré pour l'achat de ces marchandises revendues en état, sans transformation ne peut être supérieur aux montants obtenus sur la revente de marchandises achetées et revendues en état au cours des 30 derniers jours ou durant le dernier mois où l'entreprise a fonctionné (s10q47 &gt; s10q46), prière de corriger. L'entreprise vente d eau filtré dit avoir réçu une somme sur la vente de ces produits transformés (s10q48 est differnt de 0) mais n'a depensé aucune somme sur l'achat des matières premières (s10q49==0), prière de fournir de l'effort pour estimer le montant obtenu en achat de matières premières. Cette entreprise vente d eau filtré dit avoir obtenu une valeur sur les marchandises vendu en etat et les marchandises vendu après transformation. L'entreprise vente d eau filtré est généralement une entreprise commerciale ou de service dont elle ne depense pas en achat de matières premières.Elle ne transforme pas de produit donc ne peut pas obtenir un montant sur la vente des produits transformés (10.48 ou 10.49). Prière de mettre 0 pour ces questions si elles ne font pas de transformation. Le salaire qu'une personne de cette catégorie (10.62) a travaillé(e) dans cette entreprise vente d eau filtré est élevé ou faible. Prière de confirmer cette information avec le QG ou de corriger.</w:t>
+        <w:t>- Le montant dépensé de L'entreprise vente d eau filtré pour l'achat de ces marchandises revendues en état, sans transformation ne peut être supérieur aux montants obtenus sur la revente de marchandises achetées et revendues en état au cours des 30 derniers jours ou durant le dernier mois où l'entreprise a fonctionné (s10q47 &gt; s10q46), prière de corriger. L'entreprise vente d eau filtré dit avoir réçu une somme sur la vente de ces produits transformés (s10q48 est differnt de 0) mais n'a depensé aucune somme sur l'achat des matières premières (s10q49==0), prière de fournir de l'effort pour estimer le montant obtenu en achat de matières premières. Cette entreprise vente d eau filtré dit avoir obtenu une valeur sur les marchandises vendu en etat et les marchandises vendu après transformation. L'entreprise vente d eau filtré est généralement une entreprise commerciale ou de service dont elle ne depense pas en achat de matières premières.Elle ne transforme pas de produit donc ne peut pas obtenir un montant sur la vente des produits transformés (10.48 ou 10.49). Prière de mettre 0 pour ces questions si elles ne font pas de transformation.</w:t>
       </w:r>
     </w:p>
     <w:p>
@@ -2468,6 +2393,27 @@
           <w:color w:val="4672C4"/>
           <w:sz w:val="22"/>
         </w:rPr>
+        <w:t>&gt;&gt; Section1 - Caracteristiques des membres</w:t>
+      </w:r>
+    </w:p>
+    <w:p>
+      <w:pPr>
+        <w:ind w:left="283"/>
+      </w:pPr>
+      <w:r>
+        <w:rPr>
+          <w:sz w:val="20"/>
+        </w:rPr>
+        <w:t>- Attention ! Le montant (7000 Fcfa) dépensé ou reçu en cadeau pour les recharges internet ou de forfaits de données mobiles(hors appels vocaux), aucours des 30 derniers jours de  ABDOU BOUSSO est relativement élevé par rapport aux autres montants depansés observés dans cette zone. Prière de corriger ou de confirmer avec le QG.</w:t>
+      </w:r>
+    </w:p>
+    <w:p>
+      <w:r>
+        <w:rPr>
+          <w:b/>
+          <w:color w:val="4672C4"/>
+          <w:sz w:val="22"/>
+        </w:rPr>
         <w:t>&gt;&gt; Section2 - Education</w:t>
       </w:r>
     </w:p>
@@ -2558,7 +2504,7 @@
         <w:rPr>
           <w:sz w:val="20"/>
         </w:rPr>
-        <w:t>- La dernière fois que vous avez acheté Eau minérale/filtrée en bouteille locale est voisin et semble exister dans les modalités, prière de prendre attache avec le QG pour plus d'explication afin de la classer bien. Attention ! Le prix unitaire d'achat (1600 Fcfa) de Oignon frais en Kg (taille unique) est relativement élevé par rapport aux autres prix observés dans cette zone. Prière de corriger ou de confirmer avec le QG. Avertissement!! La quantité (3.5 litre) du produit Huile de soja  consommée  par le ménage semble très élevé, prière de corriger ou confirmer avec le QG.</w:t>
+        <w:t>- La dernière fois que vous avez acheté Eau minérale/filtrée en bouteille locale est voisin et semble exister dans les modalités, prière de prendre attache avec le QG pour plus d'explication afin de la classer bien. Attention ! Le prix unitaire d'achat (100 Fcfa) de Patate douce en Tas (Petit) est relativement faible par rapport aux autres prix observés dans cette zone. Prière de corriger ou de confirmer avec le QG. Attention ! Le prix unitaire d'achat (1600 Fcfa) de Oignon frais en Kg (taille unique) est relativement élevé par rapport aux autres prix observés dans cette zone. Prière de corriger ou de confirmer avec le QG. Attention ! Le prix unitaire d'achat (300 Fcfa) de Soumbala (moutarde africaine) en Boule (dankk) (Petit) est relativement élevé par rapport aux autres prix observés dans cette zone. Prière de corriger ou de confirmer avec le QG. Attention ! Le prix unitaire d'achat (700 Fcfa) de Sucre en poudre  en Kg (taille unique) est relativement élevé par rapport aux autres prix observés dans cette zone. Prière de corriger ou de confirmer avec le QG. Avertissement!! La quantité (3.5 litre) du produit Huile de soja  consommée  par le ménage semble très élevé, prière de corriger ou confirmer avec le QG.</w:t>
       </w:r>
     </w:p>
     <w:p>
@@ -2579,7 +2525,7 @@
         <w:rPr>
           <w:sz w:val="20"/>
         </w:rPr>
-        <w:t>- Incohérence!! L'entreprise Conducteur moto-taxe dit avoir réçu une somme sur la revente de ces marchandises achetées et revendues en état (s10q46 est differnt de 0) mais n'a depensé aucune somme sur l'achat des marchandises revendues en état (s10q47==0), prière de fournir plus d'effort pour estimer le montant obtenu sur la depense de ces marchandises achetées et revendues en état.</w:t>
+        <w:t>- Incohérence!! L'entreprise Conducteur moto-taxe dit avoir réçu une somme sur la revente de ces marchandises achetées et revendues en état (s10q46 est differnt de 0) mais n'a depensé aucune somme sur l'achat des marchandises revendues en état (s10q47==0), prière de fournir plus d'effort pour estimer le montant obtenu sur la depense de ces marchandises achetées et revendues en état. Le salaire qu'une personne de cette catégorie (10.62) a travaillé(e) dans cette entreprise Conducteur moto-taxe est élevé ou faible. Prière de confirmer cette information avec le QG ou de corriger.</w:t>
       </w:r>
     </w:p>
     <w:p>
@@ -3036,7 +2982,7 @@
         <w:rPr>
           <w:sz w:val="20"/>
         </w:rPr>
-        <w:t>- La dernière fois que vous avez acheté Pain moderne (Baguette) est kiosque de pain et semble exister dans les modalités, prière de prendre attache avec le QG pour plus d'explication afin de la classer bien. Attention ! Le prix unitaire d'achat (200 Fcfa) de Feuilles de  Haricot en Sachets (Petit) est relativement élevé par rapport aux autres prix observés dans cette zone. Prière de corriger ou de confirmer avec le QG. Attention ! Le prix unitaire d'achat (2000 Fcfa) de Poisson frais type 9 en Tas (Petit) est relativement élevé par rapport aux autres prix observés dans cette zone. Prière de corriger ou de confirmer avec le QG. Attention ! Le prix unitaire d'achat (500 Fcfa) de Huile de soja  en Litre (taille unique) est relativement faible par rapport aux autres prix observés dans cette zone. Prière de corriger ou de confirmer avec le QG. Avertissement!!! Le ménage a consommé 1 Paquet Petit de Thé en sachet, cette quantité semble anormale pour une consommation des 7 derniers jours.Prière de corriger ou de confirmer avec le QG. Avertissement!! le prix unitaire (125 Fcfa) de Thé en sachet (unité: Paquet) de taille Petit est très faible ou élevé. Prière de corriger ou de confirmer avec le QG. Avertissement!!! Le ménage a consommé 2 Bidon 20l taille unique de Eau minérale/filtrée en bouteille locale, cette quantité semble anormale pour une consommation des 7 derniers jours, prière de verifier et corriger. Difficile de consommer le Sel en Sachets industriel Petit prière de verifier. Le prix d'achat unitaire (1 Fcfa) de Beurre en Morceau (Portion) de taille Petit  est invraisemblable, prière de regarder les reponses prises dans les questions s07bq07a s07bq07b s07bq07c s07bq08 pour mieux corriger.</w:t>
+        <w:t>- La dernière fois que vous avez acheté Pain moderne (Baguette) est kiosque de pain et semble exister dans les modalités, prière de prendre attache avec le QG pour plus d'explication afin de la classer bien. Attention ! Le prix unitaire d'achat (200 Fcfa) de Feuilles de  Haricot en Sachets (Petit) est relativement élevé par rapport aux autres prix observés dans cette zone. Prière de corriger ou de confirmer avec le QG. Attention ! Le prix unitaire d'achat (2000 Fcfa) de Poisson frais type 9 en Tas (Petit) est relativement élevé par rapport aux autres prix observés dans cette zone. Prière de corriger ou de confirmer avec le QG. Attention ! Le prix unitaire d'achat (500 Fcfa) de Huile de soja  en Litre (taille unique) est relativement faible par rapport aux autres prix observés dans cette zone. Prière de corriger ou de confirmer avec le QG. Attention ! Le prix unitaire d'achat (500 Fcfa) de Mâchoiron séchée (Kon) en Tas (Petit) est relativement élevé par rapport aux autres prix observés dans cette zone. Prière de corriger ou de confirmer avec le QG. Avertissement!!! Le ménage a consommé 1 Paquet Petit de Thé en sachet, cette quantité semble anormale pour une consommation des 7 derniers jours.Prière de corriger ou de confirmer avec le QG. Avertissement!! le prix unitaire (125 Fcfa) de Thé en sachet (unité: Paquet) de taille Petit est très faible ou élevé. Prière de corriger ou de confirmer avec le QG. Avertissement!!! Le ménage a consommé 2 Bidon 20l taille unique de Eau minérale/filtrée en bouteille locale, cette quantité semble anormale pour une consommation des 7 derniers jours, prière de verifier et corriger. Difficile de consommer le Sel en Sachets industriel Petit prière de verifier. Le prix d'achat unitaire (1 Fcfa) de Beurre en Morceau (Portion) de taille Petit  est invraisemblable, prière de regarder les reponses prises dans les questions s07bq07a s07bq07b s07bq07c s07bq08 pour mieux corriger.</w:t>
       </w:r>
     </w:p>
     <w:p>
@@ -3466,27 +3412,6 @@
           <w:color w:val="4672C4"/>
           <w:sz w:val="22"/>
         </w:rPr>
-        <w:t>&gt;&gt; Section1 - Caracteristiques des membres</w:t>
-      </w:r>
-    </w:p>
-    <w:p>
-      <w:pPr>
-        <w:ind w:left="283"/>
-      </w:pPr>
-      <w:r>
-        <w:rPr>
-          <w:sz w:val="20"/>
-        </w:rPr>
-        <w:t>- Avertissement!!!  ASSANE KA  possède un téléphone android mais dit n'avoir pas accès à l'internet, prière de confirmer cette information avec le QG ou la corriger. Incoherence! ASSANE KA dispose d'un téléphone portable à s01q39, donc la raison évoquée ne peut pas être (ne dispose pas d'appareil).</w:t>
-      </w:r>
-    </w:p>
-    <w:p>
-      <w:r>
-        <w:rPr>
-          <w:b/>
-          <w:color w:val="4672C4"/>
-          <w:sz w:val="22"/>
-        </w:rPr>
         <w:t>&gt;&gt; Section2 - Education</w:t>
       </w:r>
     </w:p>
@@ -3582,7 +3507,7 @@
         <w:rPr>
           <w:sz w:val="20"/>
         </w:rPr>
-        <w:t>- Avertissement!! le montant supporté par le ménage pour cette source d’énergie au cours des 30 derniers jours ne devrait pas être égal à 0, prière de corriger ou confirmer avec le QG. Avertissement!! le montant supporté par le ménage pour cette source d’énergie au cours des 30 derniers jours ne devrait pas être égal à 0, prière de corriger ou confirmer avec le QG. Avertissement!! Le temps cela prend au ménage (en minutes) pour s’approvisionner (acheter/ramasser) cette source d’énergie semble élevé ou égal à 0, prière de corriger ou confirmer avec le QG. La principale source d'énergie ( Non concerné) pour la cusine semble incoherent, prière de corriger ou confirmer.</w:t>
+        <w:t>- La principale source d'énergie ( Non concerné) pour la cusine semble incoherent, prière de corriger ou confirmer.</w:t>
       </w:r>
     </w:p>
     <w:p>
@@ -3970,6 +3895,27 @@
           <w:color w:val="4672C4"/>
           <w:sz w:val="22"/>
         </w:rPr>
+        <w:t>&gt;&gt; Section1 - Caracteristiques des membres</w:t>
+      </w:r>
+    </w:p>
+    <w:p>
+      <w:pPr>
+        <w:ind w:left="283"/>
+      </w:pPr>
+      <w:r>
+        <w:rPr>
+          <w:sz w:val="20"/>
+        </w:rPr>
+        <w:t>- Attention ! Le montant (6500 Fcfa) dépensé ou reçu en cadeau pour les recharges internet ou de forfaits de données mobiles(hors appels vocaux), aucours des 30 derniers jours de  MAIMOUNA CAMARA est relativement élevé par rapport aux autres montants depansés observés dans cette zone. Prière de corriger ou de confirmer avec le QG.</w:t>
+      </w:r>
+    </w:p>
+    <w:p>
+      <w:r>
+        <w:rPr>
+          <w:b/>
+          <w:color w:val="4672C4"/>
+          <w:sz w:val="22"/>
+        </w:rPr>
         <w:t>&gt;&gt; Section2 - Education</w:t>
       </w:r>
     </w:p>
@@ -3981,13 +3927,9 @@
         <w:rPr>
           <w:sz w:val="20"/>
         </w:rPr>
-        <w:t xml:space="preserve">- Peu probable! BABACAR CAMARA  n'arrive pas  à comprendre un petit texte lu dans une langue locale (s02q03). Veuillez corriger ou donner des explications au QG. </w:t>
-        <w:br/>
         <w:t xml:space="preserve">- Peu probable! LABA COULIBALY  n'arrive pas  à comprendre un petit texte lu dans une langue locale (s02q03). Veuillez corriger ou donner des explications au QG. Peu probable! LABA COULIBALY  ne sait ni lire, ni écrire, ni comprendre dans aucune des langues  (s02q01,s02q02,s02q03). Veuillez corriger ou donner des explications au QG. </w:t>
         <w:br/>
-        <w:t xml:space="preserve">- Peu probable! MAIMOUNA CAMARA  n'arrive pas  à comprendre un petit texte lu dans une langue locale (s02q03). Veuillez corriger ou donner des explications au QG. Dans les milieux urbains c'est peu probable de voir une école dont les élèves ou étudiants ne dépensent pas en frais d'uniformes, prière de verifier pour MAIMOUNA CAMARA et corriger ou confirmer avec le QG. Le montant des autres depenses pour l'année scolaire de MAIMOUNA CAMARA est faible ou élevé. veuillez, s'il vous plait, confirmer ces informations avec le QG ou apporter les corrections nécessaires. </w:t>
-        <w:br/>
-        <w:t>- Peu probable! MOUHAMED DIOP  n'arrive pas  à comprendre un petit texte lu dans une langue locale (s02q03). Veuillez corriger ou donner des explications au QG. Dans les milieux urbains c'est peu probable de voir une école dont les élèves ou étudiants ne dépensent pas en frais d'uniformes, prière de verifier pour MOUHAMED DIOP et corriger ou confirmer avec le QG.</w:t>
+        <w:t>- Peu probable! MOUHAMED DIOP  n'arrive pas  à comprendre un petit texte lu dans une langue locale (s02q03). Veuillez corriger ou donner des explications au QG. Avertissement!! MOUHAMED DIOP qui sait écrire en français doit pouvoir lire en français. Dans les milieux urbains c'est peu probable de voir une école dont les élèves ou étudiants ne dépensent pas en frais d'uniformes, prière de verifier pour MOUHAMED DIOP et corriger ou confirmer avec le QG. Le montant des autres depenses pour l'année scolaire de MOUHAMED DIOP est faible ou élevé. veuillez, s'il vous plait, confirmer ces informations avec le QG ou apporter les corrections nécessaires.</w:t>
       </w:r>
     </w:p>
     <w:p>
@@ -4008,7 +3950,7 @@
         <w:rPr>
           <w:sz w:val="20"/>
         </w:rPr>
-        <w:t>- La dernière fois que vous avez acheté Eau minérale/filtrée en bouteille locale est voisin et semble exister dans les modalités, prière de prendre attache avec le QG pour plus d'explication afin de la classer bien. Attention ! Le prix unitaire d'achat (100 Fcfa) de Piment séché en Sachets (Tres petit) est relativement élevé par rapport aux autres prix observés dans cette zone. Prière de corriger ou de confirmer avec le QG. Attention ! Le prix unitaire d'achat (50 Fcfa) de Cube alimentaire (Maggi, Jumbo, ) en Cube (Moyen) est relativement élevé par rapport aux autres prix observés dans cette zone. Prière de corriger ou de confirmer avec le QG. Avertissement!! La quantité (3.5 litre) du produit Huile de soja  consommée  par le ménage semble très élevé, prière de corriger ou confirmer avec le QG. Avertissement!! le prix unitaire (125 Fcfa) de Thé en sachet (unité: Sachets) de taille Petit est très faible ou élevé. Prière de corriger ou de confirmer avec le QG.</w:t>
+        <w:t>- La dernière fois que vous avez acheté Eau minérale/filtrée en bouteille locale est voisin et semble exister dans les modalités, prière de prendre attache avec le QG pour plus d'explication afin de la classer bien. Attention ! Le prix unitaire d'achat (100 Fcfa) de Piment séché en Sachets (Tres petit) est relativement élevé par rapport aux autres prix observés dans cette zone. Prière de corriger ou de confirmer avec le QG. Attention ! Le prix unitaire d'achat (150 Fcfa) de Soumbala (moutarde africaine) en Boule (dankk) (Petit) est relativement élevé par rapport aux autres prix observés dans cette zone. Prière de corriger ou de confirmer avec le QG. Attention ! Le prix unitaire d'achat (400 Fcfa) de Lait en poudre en Sachets (Petit) est relativement élevé par rapport aux autres prix observés dans cette zone. Prière de corriger ou de confirmer avec le QG. Attention ! Le prix unitaire d'achat (50 Fcfa) de Cube alimentaire (Maggi, Jumbo, ) en Cube (Moyen) est relativement élevé par rapport aux autres prix observés dans cette zone. Prière de corriger ou de confirmer avec le QG. Attention ! Le prix unitaire d'achat (600 Fcfa) de Poivron frais en Pièce (Petit) est relativement élevé par rapport aux autres prix observés dans cette zone. Prière de corriger ou de confirmer avec le QG. Attention ! Le prix unitaire d'achat (700 Fcfa) de Sucre en poudre  en Kg (taille unique) est relativement élevé par rapport aux autres prix observés dans cette zone. Prière de corriger ou de confirmer avec le QG. Attention ! Soupçons de quantité anormale! Le ménage de LABA  COULIBALY avec une taille de 4 personnes a consommé 12 Gousse en Petit de Ail qui est relativement élevé comme consommation par rapport à la condition de vie des autres ménages de même taille dans cette zone. Prière de corriger ou de confirmer avec le QG. Avertissement!! La quantité (3.5 litre) du produit Huile de soja  consommée  par le ménage semble très élevé, prière de corriger ou confirmer avec le QG. Avertissement!!! Le ménage a consommé 4 Boite (Autre que la boite/pot de tomate) Petit de Thé en sachet, cette quantité semble anormale pour une consommation des 7 derniers jours.Les ménages consomment géneralement en sachet ou en paquet, prière de corriger ou de confirmer avec le QG.</w:t>
       </w:r>
     </w:p>
     <w:p>
@@ -4032,27 +3974,6 @@
         <w:t xml:space="preserve">- Avertissement!! Le montant des transferts reçu par mois semble très élevé ou faible, peut-être que vous vous êtes trompés du choix de l'unité. </w:t>
         <w:br/>
         <w:t>- Avertissement!! Le montant des transferts reçu par mois semble très élevé ou faible, peut-être que vous vous êtes trompés du choix de l'unité.</w:t>
-      </w:r>
-    </w:p>
-    <w:p>
-      <w:r>
-        <w:rPr>
-          <w:b/>
-          <w:color w:val="4672C4"/>
-          <w:sz w:val="22"/>
-        </w:rPr>
-        <w:t>&gt;&gt; Section14 - Chocs</w:t>
-      </w:r>
-    </w:p>
-    <w:p>
-      <w:pPr>
-        <w:ind w:left="283"/>
-      </w:pPr>
-      <w:r>
-        <w:rPr>
-          <w:sz w:val="20"/>
-        </w:rPr>
-        <w:t>- Avertissement!! Le ménage n'a été négativement affecté par aucun des problèmes donnés dans la section 14. Confirmez vous cette information avec le QG?</w:t>
       </w:r>
     </w:p>
     <w:p>
@@ -4538,7 +4459,7 @@
         <w:rPr>
           <w:sz w:val="20"/>
         </w:rPr>
-        <w:t>- La dernière fois que vous avez acheté Pain moderne (Baguette) est kiosque de pain et semble exister dans les modalités, prière de prendre attache avec le QG pour plus d'explication afin de la classer bien. Attention ! Le prix unitaire d'achat (150 Fcfa) de Aubergine   en Pièce (Moyen) est relativement élevé par rapport aux autres prix observés dans cette zone. Prière de corriger ou de confirmer avec le QG. Attention ! Le prix unitaire d'achat (200 Fcfa) de Feuilles de  Haricot en Sachets (Petit) est relativement élevé par rapport aux autres prix observés dans cette zone. Prière de corriger ou de confirmer avec le QG. Attention ! Le prix unitaire d'achat (200 Fcfa) de Piment séché en Sachets (Petit) est relativement élevé par rapport aux autres prix observés dans cette zone. Prière de corriger ou de confirmer avec le QG. Attention ! Le prix unitaire d'achat (300 Fcfa) de Poivron frais en Tas (Petit) est relativement élevé par rapport aux autres prix observés dans cette zone. Prière de corriger ou de confirmer avec le QG. Attention ! Le prix unitaire d'achat (400 Fcfa) de Poivre en Sachets (Moyen) est relativement élevé par rapport aux autres prix observés dans cette zone. Prière de corriger ou de confirmer avec le QG. Attention ! Le prix unitaire d'achat (500 Fcfa) de Poireau en Tas (Moyen) est relativement élevé par rapport aux autres prix observés dans cette zone. Prière de corriger ou de confirmer avec le QG. Avertissement!!! Le ménage a consommé 7 Paquet Petit de Thé en sachet, cette quantité semble anormale pour une consommation des 7 derniers jours.Prière de corriger ou de confirmer avec le QG. Avertissement!! le prix unitaire (125 Fcfa) de Thé en sachet (unité: Paquet) de taille Petit est très faible ou élevé. Prière de corriger ou de confirmer avec le QG. Avertissement!!!Le ménage a consommé 80 Bidon 20l de taille unique de Eau minérale/filtrée en bouteille locale  ce qui semble incoherent pour une consommation aucours des 7 derniers jours, prière de verifier et corriger. Avertissement!!! Le ménage a consommé 80 Bidon 20l taille unique de Eau minérale/filtrée en bouteille locale, cette quantité semble anormale pour une consommation des 7 derniers jours, prière de verifier et corriger. Difficile de consommer le Sel en Sachets industriel Petit prière de verifier.</w:t>
+        <w:t>- La dernière fois que vous avez acheté Pain moderne (Baguette) est kiosque de pain et semble exister dans les modalités, prière de prendre attache avec le QG pour plus d'explication afin de la classer bien. Attention ! Le prix unitaire d'achat (150 Fcfa) de Aubergine   en Pièce (Moyen) est relativement élevé par rapport aux autres prix observés dans cette zone. Prière de corriger ou de confirmer avec le QG. Attention ! Le prix unitaire d'achat (200 Fcfa) de Feuilles de  Haricot en Sachets (Petit) est relativement élevé par rapport aux autres prix observés dans cette zone. Prière de corriger ou de confirmer avec le QG. Attention ! Le prix unitaire d'achat (200 Fcfa) de Piment séché en Sachets (Petit) est relativement élevé par rapport aux autres prix observés dans cette zone. Prière de corriger ou de confirmer avec le QG. Attention ! Le prix unitaire d'achat (400 Fcfa) de Carotte en Tas (Moyen) est relativement élevé par rapport aux autres prix observés dans cette zone. Prière de corriger ou de confirmer avec le QG. Attention ! Le prix unitaire d'achat (400 Fcfa) de Poivre en Sachets (Moyen) est relativement élevé par rapport aux autres prix observés dans cette zone. Prière de corriger ou de confirmer avec le QG. Attention ! Le prix unitaire d'achat (500 Fcfa) de Mâchoiron séchée (Kon) en Tas (Petit) est relativement élevé par rapport aux autres prix observés dans cette zone. Prière de corriger ou de confirmer avec le QG. Attention ! Le prix unitaire d'achat (500 Fcfa) de Poireau en Tas (Moyen) est relativement élevé par rapport aux autres prix observés dans cette zone. Prière de corriger ou de confirmer avec le QG. Avertissement!!! Le ménage a consommé 7 Paquet Petit de Thé en sachet, cette quantité semble anormale pour une consommation des 7 derniers jours.Prière de corriger ou de confirmer avec le QG. Avertissement!! le prix unitaire (125 Fcfa) de Thé en sachet (unité: Paquet) de taille Petit est très faible ou élevé. Prière de corriger ou de confirmer avec le QG. Avertissement!!!Le ménage a consommé 80 Bidon 20l de taille unique de Eau minérale/filtrée en bouteille locale  ce qui semble incoherent pour une consommation aucours des 7 derniers jours, prière de verifier et corriger. Avertissement!!! Le ménage a consommé 80 Bidon 20l taille unique de Eau minérale/filtrée en bouteille locale, cette quantité semble anormale pour une consommation des 7 derniers jours, prière de verifier et corriger. Difficile de consommer le Sel en Sachets industriel Petit prière de verifier.</w:t>
       </w:r>
     </w:p>
     <w:p>
@@ -5083,7 +5004,7 @@
         <w:br/>
         <w:t xml:space="preserve">- Peu probable! SITA KEITA  n'arrive pas  à comprendre un petit texte lu dans une langue locale (s02q03). Veuillez corriger ou donner des explications au QG. Peu probable! SITA KEITA  ne sait ni lire, ni écrire, ni comprendre dans aucune des langues  (s02q01,s02q02,s02q03). Veuillez corriger ou donner des explications au QG. </w:t>
         <w:br/>
-        <w:t>- Peu probable! YANKHOBA NDIAYE  n'arrive pas  à comprendre un petit texte lu dans une langue locale (s02q03). Veuillez corriger ou donner des explications au QG. La raison principale que YANKHOBA NDIAYE n'a pas fait des études dans une école formelle est choix pour le coran et semble exister dans les modalités, prière de prendre attache avec le QG pour plus d'explication afin de la classer bien.</w:t>
+        <w:t>- Peu probable! YANKHOBA NDIAYE  n'arrive pas  à comprendre un petit texte lu dans une langue locale (s02q03). Veuillez corriger ou donner des explications au QG. Peu probable! YANKHOBA NDIAYE  ne sait ni lire, ni écrire, ni comprendre dans aucune des langues  (s02q01,s02q02,s02q03). Veuillez corriger ou donner des explications au QG. La raison principale que YANKHOBA NDIAYE n'a pas fait des études dans une école formelle est choix pour le coran et semble exister dans les modalités, prière de prendre attache avec le QG pour plus d'explication afin de la classer bien.</w:t>
       </w:r>
     </w:p>
     <w:p>
@@ -5331,6 +5252,8 @@
         <w:rPr>
           <w:sz w:val="20"/>
         </w:rPr>
+        <w:t xml:space="preserve">- Attention ! Antenne parabolique / décodeur a été revendu à 20000 Fcfa qui est relativement élevé par rapport aux autres prix de revente observés dans cette zone. Prière de corriger ou de confirmer avec le QG. </w:t>
+        <w:br/>
         <w:t xml:space="preserve">- Attention ! Tablette a été revendu à 100000 Fcfa qui est relativement élevé par rapport aux autres prix de revente observés dans cette zone. Prière de corriger ou de confirmer avec le QG. </w:t>
         <w:br/>
         <w:t xml:space="preserve">- Attention ! Ventilateur sur pied a été revendu à 20000 Fcfa qui est relativement élevé par rapport aux autres prix de revente observés dans cette zone. Prière de corriger ou de confirmer avec le QG. </w:t>
@@ -5758,27 +5681,6 @@
           <w:color w:val="4672C4"/>
           <w:sz w:val="22"/>
         </w:rPr>
-        <w:t>&gt;&gt; Section1 - Caracteristiques des membres</w:t>
-      </w:r>
-    </w:p>
-    <w:p>
-      <w:pPr>
-        <w:ind w:left="283"/>
-      </w:pPr>
-      <w:r>
-        <w:rPr>
-          <w:sz w:val="20"/>
-        </w:rPr>
-        <w:t>- Avertissement!!!  ARFAN DIOUF  possède un téléphone android mais dit n'avoir pas accès à l'internet, prière de confirmer cette information avec le QG ou la corriger. Incoherence! ARFAN DIOUF dispose d'un téléphone portable à s01q39, donc la raison évoquée ne peut pas être (ne dispose pas d'appareil).</w:t>
-      </w:r>
-    </w:p>
-    <w:p>
-      <w:r>
-        <w:rPr>
-          <w:b/>
-          <w:color w:val="4672C4"/>
-          <w:sz w:val="22"/>
-        </w:rPr>
         <w:t>&gt;&gt; Section2 - Education</w:t>
       </w:r>
     </w:p>
@@ -5853,7 +5755,7 @@
         <w:rPr>
           <w:sz w:val="20"/>
         </w:rPr>
-        <w:t>- Avertissement!! le montant supporté par le ménage pour cette source d’énergie au cours des 30 derniers jours ne devrait pas être égal à 0, prière de corriger ou confirmer avec le QG. Avertissement!! le montant supporté par le ménage pour cette source d’énergie au cours des 30 derniers jours ne devrait pas être égal à 0, prière de corriger ou confirmer avec le QG. Avertissement!! Le temps cela prend au ménage (en minutes) pour s’approvisionner (acheter/ramasser) cette source d’énergie semble élevé ou égal à 0, prière de corriger ou confirmer avec le QG. La principale source d'énergie ( Non concerné) pour la cusine semble incoherent, prière de corriger ou confirmer.</w:t>
+        <w:t>- La principale source d'énergie ( Non concerné) pour la cusine semble incoherent, prière de corriger ou confirmer.</w:t>
       </w:r>
     </w:p>
     <w:p>
@@ -6420,7 +6322,7 @@
         <w:rPr>
           <w:sz w:val="20"/>
         </w:rPr>
-        <w:t>- Avertissement!! le montant supporté par le ménage pour cette source d’énergie au cours des 30 derniers jours ne devrait pas être égal à 0, prière de corriger ou confirmer avec le QG. Avertissement!! le montant supporté par le ménage pour cette source d’énergie au cours des 30 derniers jours ne devrait pas être égal à 0, prière de corriger ou confirmer avec le QG. Avertissement!! Le temps cela prend au ménage (en minutes) pour s’approvisionner (acheter/ramasser) cette source d’énergie semble élevé ou égal à 0, prière de corriger ou confirmer avec le QG. La principale source d'énergie ( Non concerné) pour la cusine semble incoherent, prière de corriger ou confirmer.</w:t>
+        <w:t>- La principale source d'énergie ( Non concerné) pour la cusine semble incoherent, prière de corriger ou confirmer.</w:t>
       </w:r>
     </w:p>
     <w:p>
